--- a/camila-sartori/exports/calendario-instagram-agosto.docx
+++ b/camila-sartori/exports/calendario-instagram-agosto.docx
@@ -1158,10 +1158,43 @@
             <w:r>
               <w:rPr>
                 <w:b/>
+                <w:i/>
+                <w:color w:val="666666"/>
+                <w:sz w:val="17"/>
+              </w:rPr>
+              <w:t xml:space="preserve">ROTEIRO (teleprompter): </w:t>
+            </w:r>
+            <w:r>
+              <w:rPr>
+                <w:b w:val="0"/>
+                <w:i/>
+                <w:color w:val="666666"/>
+                <w:sz w:val="17"/>
+              </w:rPr>
+            </w:r>
+          </w:p>
+          <w:p>
+            <w:pPr>
+              <w:spacing w:after="160" w:before="40"/>
+              <w:shd w:val="clear" w:fill="FBEEF7"/>
+              <w:pBdr>
+                <w:top w:val="single" w:sz="6" w:space="4" w:color="D9D9D9"/>
+                <w:left w:val="single" w:sz="6" w:space="4" w:color="D9D9D9"/>
+                <w:bottom w:val="single" w:sz="6" w:space="4" w:color="D9D9D9"/>
+                <w:right w:val="single" w:sz="6" w:space="4" w:color="D9D9D9"/>
+              </w:pBdr>
+            </w:pPr>
+            <w:r>
+              <w:rPr>
+                <w:b/>
                 <w:i w:val="0"/>
-                <w:sz w:val="19"/>
+                <w:color w:val="666666"/>
+                <w:sz w:val="18"/>
               </w:rPr>
-              <w:t xml:space="preserve">SUBHEADLINE: </w:t>
+              <w:t>TRECHO 1</w:t>
+            </w:r>
+            <w:r>
+              <w:br/>
             </w:r>
             <w:r>
               <w:rPr>
@@ -1169,7 +1202,359 @@
                 <w:i w:val="0"/>
                 <w:sz w:val="19"/>
               </w:rPr>
-              <w:t>Roteiro completo: "Vou compartilhar com você o caso da Maria. Ela sabia listar de cabeça cinco coisas que fez de errado essa semana. Mas se alguém pedisse para ela listar cinco coisas que fez de bom, ela nem sequer lembrava. Isso porque, desde muito cedo, Maria aprendeu a prestar atenção no que faltava, não no que já tinha dado certo. E isso não tem nada a ver com modéstia, é um hábito que ela aprendeu, provavelmente desde a infância. Hábito é um tipo de condicionamento que a mente se acostuma, e do mesmo jeito que ela foi treinada para repetir esse padrão, também consegue se desvincular dele, como qualquer músculo do corpo. O problema é que Maria nunca tinha parado para avaliar se era possível mudar esse hábito. Ela tinha o costume de confundir exigência com excelência, e autocrítica com humildade, e foi vivendo assim, sempre um passo atrás de se sentir suficiente. Nada que ela fizesse era bom o bastante, mesmo revisando tudo, terminando antes do prazo, fazendo certo. Para os outros, estava ótimo. Para ela, nunca era suficiente. Você se sentiu identificada com a Maria em algum ponto? Pois é, isso pode ser um indício de que talvez você seja uma pessoa perfeccionista, e isso pode estar drenando a sua energia, e te impedindo de sentir tranquilidade e orgulho por cada coisa que você faz. Eu sou Camila Sartori, psicóloga há quase dez anos, mestre em Psicologia Clínica e atualmente doutoranda, e no meu consultório vejo isso quase toda semana: mulheres brilhantes e competentes que não conseguem enxergar o próprio valor, porque nunca aprenderam a olhar para ele. Se você quer quebrar esse padrão de uma vez por todas, comente AUTOESTIMA e eu vou te enviar um presente no seu direct."</w:t>
+              <w:t>Vou compartilhar com você o caso da Maria. Ela sabia listar de cabeça cinco coisas que fez de errado essa semana.</w:t>
+            </w:r>
+          </w:p>
+          <w:p>
+            <w:pPr>
+              <w:spacing w:after="160" w:before="40"/>
+              <w:shd w:val="clear" w:fill="FBEEF7"/>
+              <w:pBdr>
+                <w:top w:val="single" w:sz="6" w:space="4" w:color="D9D9D9"/>
+                <w:left w:val="single" w:sz="6" w:space="4" w:color="D9D9D9"/>
+                <w:bottom w:val="single" w:sz="6" w:space="4" w:color="D9D9D9"/>
+                <w:right w:val="single" w:sz="6" w:space="4" w:color="D9D9D9"/>
+              </w:pBdr>
+            </w:pPr>
+            <w:r>
+              <w:rPr>
+                <w:b/>
+                <w:i w:val="0"/>
+                <w:color w:val="666666"/>
+                <w:sz w:val="18"/>
+              </w:rPr>
+              <w:t>TRECHO 2</w:t>
+            </w:r>
+            <w:r>
+              <w:br/>
+            </w:r>
+            <w:r>
+              <w:rPr>
+                <w:b w:val="0"/>
+                <w:i w:val="0"/>
+                <w:sz w:val="19"/>
+              </w:rPr>
+              <w:t>Mas se alguém pedisse para ela listar cinco coisas que fez de bom, ela nem sequer lembrava.</w:t>
+            </w:r>
+          </w:p>
+          <w:p>
+            <w:pPr>
+              <w:spacing w:after="160" w:before="40"/>
+              <w:shd w:val="clear" w:fill="FBEEF7"/>
+              <w:pBdr>
+                <w:top w:val="single" w:sz="6" w:space="4" w:color="D9D9D9"/>
+                <w:left w:val="single" w:sz="6" w:space="4" w:color="D9D9D9"/>
+                <w:bottom w:val="single" w:sz="6" w:space="4" w:color="D9D9D9"/>
+                <w:right w:val="single" w:sz="6" w:space="4" w:color="D9D9D9"/>
+              </w:pBdr>
+            </w:pPr>
+            <w:r>
+              <w:rPr>
+                <w:b/>
+                <w:i w:val="0"/>
+                <w:color w:val="666666"/>
+                <w:sz w:val="18"/>
+              </w:rPr>
+              <w:t>TRECHO 3</w:t>
+            </w:r>
+            <w:r>
+              <w:br/>
+            </w:r>
+            <w:r>
+              <w:rPr>
+                <w:b w:val="0"/>
+                <w:i w:val="0"/>
+                <w:sz w:val="19"/>
+              </w:rPr>
+              <w:t>Isso porque, desde muito cedo, Maria aprendeu a prestar atenção no que faltava, não no que já tinha dado certo.</w:t>
+            </w:r>
+          </w:p>
+          <w:p>
+            <w:pPr>
+              <w:spacing w:after="160" w:before="40"/>
+              <w:shd w:val="clear" w:fill="FBEEF7"/>
+              <w:pBdr>
+                <w:top w:val="single" w:sz="6" w:space="4" w:color="D9D9D9"/>
+                <w:left w:val="single" w:sz="6" w:space="4" w:color="D9D9D9"/>
+                <w:bottom w:val="single" w:sz="6" w:space="4" w:color="D9D9D9"/>
+                <w:right w:val="single" w:sz="6" w:space="4" w:color="D9D9D9"/>
+              </w:pBdr>
+            </w:pPr>
+            <w:r>
+              <w:rPr>
+                <w:b/>
+                <w:i w:val="0"/>
+                <w:color w:val="666666"/>
+                <w:sz w:val="18"/>
+              </w:rPr>
+              <w:t>TRECHO 4</w:t>
+            </w:r>
+            <w:r>
+              <w:br/>
+            </w:r>
+            <w:r>
+              <w:rPr>
+                <w:b w:val="0"/>
+                <w:i w:val="0"/>
+                <w:sz w:val="19"/>
+              </w:rPr>
+              <w:t>E isso não tem nada a ver com modéstia, é um hábito que ela aprendeu, provavelmente desde a infância.</w:t>
+            </w:r>
+          </w:p>
+          <w:p>
+            <w:pPr>
+              <w:spacing w:after="160" w:before="40"/>
+              <w:shd w:val="clear" w:fill="FBEEF7"/>
+              <w:pBdr>
+                <w:top w:val="single" w:sz="6" w:space="4" w:color="D9D9D9"/>
+                <w:left w:val="single" w:sz="6" w:space="4" w:color="D9D9D9"/>
+                <w:bottom w:val="single" w:sz="6" w:space="4" w:color="D9D9D9"/>
+                <w:right w:val="single" w:sz="6" w:space="4" w:color="D9D9D9"/>
+              </w:pBdr>
+            </w:pPr>
+            <w:r>
+              <w:rPr>
+                <w:b/>
+                <w:i w:val="0"/>
+                <w:color w:val="666666"/>
+                <w:sz w:val="18"/>
+              </w:rPr>
+              <w:t>TRECHO 5</w:t>
+            </w:r>
+            <w:r>
+              <w:br/>
+            </w:r>
+            <w:r>
+              <w:rPr>
+                <w:b w:val="0"/>
+                <w:i w:val="0"/>
+                <w:sz w:val="19"/>
+              </w:rPr>
+              <w:t>Hábito é um tipo de condicionamento que a mente se acostuma, e do mesmo jeito que ela foi treinada para repetir esse padrão, também consegue se desvincular dele, como qualquer músculo do corpo.</w:t>
+            </w:r>
+          </w:p>
+          <w:p>
+            <w:pPr>
+              <w:spacing w:after="160" w:before="40"/>
+              <w:shd w:val="clear" w:fill="FBEEF7"/>
+              <w:pBdr>
+                <w:top w:val="single" w:sz="6" w:space="4" w:color="D9D9D9"/>
+                <w:left w:val="single" w:sz="6" w:space="4" w:color="D9D9D9"/>
+                <w:bottom w:val="single" w:sz="6" w:space="4" w:color="D9D9D9"/>
+                <w:right w:val="single" w:sz="6" w:space="4" w:color="D9D9D9"/>
+              </w:pBdr>
+            </w:pPr>
+            <w:r>
+              <w:rPr>
+                <w:b/>
+                <w:i w:val="0"/>
+                <w:color w:val="666666"/>
+                <w:sz w:val="18"/>
+              </w:rPr>
+              <w:t>TRECHO 6</w:t>
+            </w:r>
+            <w:r>
+              <w:br/>
+            </w:r>
+            <w:r>
+              <w:rPr>
+                <w:b w:val="0"/>
+                <w:i w:val="0"/>
+                <w:sz w:val="19"/>
+              </w:rPr>
+              <w:t>O problema é que Maria nunca tinha parado para avaliar se era possível mudar esse hábito.</w:t>
+            </w:r>
+          </w:p>
+          <w:p>
+            <w:pPr>
+              <w:spacing w:after="160" w:before="40"/>
+              <w:shd w:val="clear" w:fill="FBEEF7"/>
+              <w:pBdr>
+                <w:top w:val="single" w:sz="6" w:space="4" w:color="D9D9D9"/>
+                <w:left w:val="single" w:sz="6" w:space="4" w:color="D9D9D9"/>
+                <w:bottom w:val="single" w:sz="6" w:space="4" w:color="D9D9D9"/>
+                <w:right w:val="single" w:sz="6" w:space="4" w:color="D9D9D9"/>
+              </w:pBdr>
+            </w:pPr>
+            <w:r>
+              <w:rPr>
+                <w:b/>
+                <w:i w:val="0"/>
+                <w:color w:val="666666"/>
+                <w:sz w:val="18"/>
+              </w:rPr>
+              <w:t>TRECHO 7</w:t>
+            </w:r>
+            <w:r>
+              <w:br/>
+            </w:r>
+            <w:r>
+              <w:rPr>
+                <w:b w:val="0"/>
+                <w:i w:val="0"/>
+                <w:sz w:val="19"/>
+              </w:rPr>
+              <w:t>Ela tinha o costume de confundir exigência com excelência, e autocrítica com humildade, e foi vivendo assim, sempre um passo atrás de se sentir suficiente.</w:t>
+            </w:r>
+          </w:p>
+          <w:p>
+            <w:pPr>
+              <w:spacing w:after="160" w:before="40"/>
+              <w:shd w:val="clear" w:fill="FBEEF7"/>
+              <w:pBdr>
+                <w:top w:val="single" w:sz="6" w:space="4" w:color="D9D9D9"/>
+                <w:left w:val="single" w:sz="6" w:space="4" w:color="D9D9D9"/>
+                <w:bottom w:val="single" w:sz="6" w:space="4" w:color="D9D9D9"/>
+                <w:right w:val="single" w:sz="6" w:space="4" w:color="D9D9D9"/>
+              </w:pBdr>
+            </w:pPr>
+            <w:r>
+              <w:rPr>
+                <w:b/>
+                <w:i w:val="0"/>
+                <w:color w:val="666666"/>
+                <w:sz w:val="18"/>
+              </w:rPr>
+              <w:t>TRECHO 8</w:t>
+            </w:r>
+            <w:r>
+              <w:br/>
+            </w:r>
+            <w:r>
+              <w:rPr>
+                <w:b w:val="0"/>
+                <w:i w:val="0"/>
+                <w:sz w:val="19"/>
+              </w:rPr>
+              <w:t>Nada que ela fizesse era bom o bastante, mesmo revisando tudo, terminando antes do prazo, fazendo certo. Para os outros, estava ótimo. Para ela, nunca era suficiente.</w:t>
+            </w:r>
+          </w:p>
+          <w:p>
+            <w:pPr>
+              <w:spacing w:after="160" w:before="40"/>
+              <w:shd w:val="clear" w:fill="FBEEF7"/>
+              <w:pBdr>
+                <w:top w:val="single" w:sz="6" w:space="4" w:color="D9D9D9"/>
+                <w:left w:val="single" w:sz="6" w:space="4" w:color="D9D9D9"/>
+                <w:bottom w:val="single" w:sz="6" w:space="4" w:color="D9D9D9"/>
+                <w:right w:val="single" w:sz="6" w:space="4" w:color="D9D9D9"/>
+              </w:pBdr>
+            </w:pPr>
+            <w:r>
+              <w:rPr>
+                <w:b/>
+                <w:i w:val="0"/>
+                <w:color w:val="666666"/>
+                <w:sz w:val="18"/>
+              </w:rPr>
+              <w:t>TRECHO 9</w:t>
+            </w:r>
+            <w:r>
+              <w:br/>
+            </w:r>
+            <w:r>
+              <w:rPr>
+                <w:b w:val="0"/>
+                <w:i w:val="0"/>
+                <w:sz w:val="19"/>
+              </w:rPr>
+              <w:t>Você se sentiu identificada com a Maria em algum ponto?</w:t>
+            </w:r>
+          </w:p>
+          <w:p>
+            <w:pPr>
+              <w:spacing w:after="160" w:before="40"/>
+              <w:shd w:val="clear" w:fill="FBEEF7"/>
+              <w:pBdr>
+                <w:top w:val="single" w:sz="6" w:space="4" w:color="D9D9D9"/>
+                <w:left w:val="single" w:sz="6" w:space="4" w:color="D9D9D9"/>
+                <w:bottom w:val="single" w:sz="6" w:space="4" w:color="D9D9D9"/>
+                <w:right w:val="single" w:sz="6" w:space="4" w:color="D9D9D9"/>
+              </w:pBdr>
+            </w:pPr>
+            <w:r>
+              <w:rPr>
+                <w:b/>
+                <w:i w:val="0"/>
+                <w:color w:val="666666"/>
+                <w:sz w:val="18"/>
+              </w:rPr>
+              <w:t>TRECHO 10</w:t>
+            </w:r>
+            <w:r>
+              <w:br/>
+            </w:r>
+            <w:r>
+              <w:rPr>
+                <w:b w:val="0"/>
+                <w:i w:val="0"/>
+                <w:sz w:val="19"/>
+              </w:rPr>
+              <w:t>Pois é, isso pode ser um indício de que talvez você seja uma pessoa perfeccionista, e isso pode estar drenando a sua energia, e te impedindo de sentir tranquilidade e orgulho por cada coisa que você faz.</w:t>
+            </w:r>
+          </w:p>
+          <w:p>
+            <w:pPr>
+              <w:spacing w:after="160" w:before="40"/>
+              <w:shd w:val="clear" w:fill="FBEEF7"/>
+              <w:pBdr>
+                <w:top w:val="single" w:sz="6" w:space="4" w:color="D9D9D9"/>
+                <w:left w:val="single" w:sz="6" w:space="4" w:color="D9D9D9"/>
+                <w:bottom w:val="single" w:sz="6" w:space="4" w:color="D9D9D9"/>
+                <w:right w:val="single" w:sz="6" w:space="4" w:color="D9D9D9"/>
+              </w:pBdr>
+            </w:pPr>
+            <w:r>
+              <w:rPr>
+                <w:b/>
+                <w:i w:val="0"/>
+                <w:color w:val="666666"/>
+                <w:sz w:val="18"/>
+              </w:rPr>
+              <w:t>TRECHO 11</w:t>
+            </w:r>
+            <w:r>
+              <w:br/>
+            </w:r>
+            <w:r>
+              <w:rPr>
+                <w:b w:val="0"/>
+                <w:i w:val="0"/>
+                <w:sz w:val="19"/>
+              </w:rPr>
+              <w:t>Eu sou Camila Sartori, psicóloga há quase dez anos, mestre em Psicologia Clínica e atualmente doutoranda, e no meu consultório vejo isso quase toda semana: mulheres brilhantes e competentes que não conseguem enxergar o próprio valor, porque nunca aprenderam a olhar para ele.</w:t>
+            </w:r>
+          </w:p>
+          <w:p>
+            <w:pPr>
+              <w:spacing w:after="160" w:before="40"/>
+              <w:shd w:val="clear" w:fill="FBEEF7"/>
+              <w:pBdr>
+                <w:top w:val="single" w:sz="6" w:space="4" w:color="D9D9D9"/>
+                <w:left w:val="single" w:sz="6" w:space="4" w:color="D9D9D9"/>
+                <w:bottom w:val="single" w:sz="6" w:space="4" w:color="D9D9D9"/>
+                <w:right w:val="single" w:sz="6" w:space="4" w:color="D9D9D9"/>
+              </w:pBdr>
+            </w:pPr>
+            <w:r>
+              <w:rPr>
+                <w:b/>
+                <w:i w:val="0"/>
+                <w:color w:val="666666"/>
+                <w:sz w:val="18"/>
+              </w:rPr>
+              <w:t>TRECHO 12</w:t>
+            </w:r>
+            <w:r>
+              <w:br/>
+            </w:r>
+            <w:r>
+              <w:rPr>
+                <w:b w:val="0"/>
+                <w:i w:val="0"/>
+                <w:sz w:val="19"/>
+              </w:rPr>
+              <w:t>Se você quer quebrar esse padrão de uma vez por todas, comente AUTOESTIMA e eu vou te enviar um presente no seu direct.</w:t>
             </w:r>
           </w:p>
           <w:p>
@@ -2412,10 +2797,43 @@
             <w:r>
               <w:rPr>
                 <w:b/>
+                <w:i/>
+                <w:color w:val="666666"/>
+                <w:sz w:val="17"/>
+              </w:rPr>
+              <w:t xml:space="preserve">ROTEIRO (teleprompter): </w:t>
+            </w:r>
+            <w:r>
+              <w:rPr>
+                <w:b w:val="0"/>
+                <w:i/>
+                <w:color w:val="666666"/>
+                <w:sz w:val="17"/>
+              </w:rPr>
+            </w:r>
+          </w:p>
+          <w:p>
+            <w:pPr>
+              <w:spacing w:after="160" w:before="40"/>
+              <w:shd w:val="clear" w:fill="FBEEF7"/>
+              <w:pBdr>
+                <w:top w:val="single" w:sz="6" w:space="4" w:color="D9D9D9"/>
+                <w:left w:val="single" w:sz="6" w:space="4" w:color="D9D9D9"/>
+                <w:bottom w:val="single" w:sz="6" w:space="4" w:color="D9D9D9"/>
+                <w:right w:val="single" w:sz="6" w:space="4" w:color="D9D9D9"/>
+              </w:pBdr>
+            </w:pPr>
+            <w:r>
+              <w:rPr>
+                <w:b/>
                 <w:i w:val="0"/>
-                <w:sz w:val="19"/>
+                <w:color w:val="666666"/>
+                <w:sz w:val="18"/>
               </w:rPr>
-              <w:t xml:space="preserve">SUBHEADLINE: </w:t>
+              <w:t>TRECHO 1</w:t>
+            </w:r>
+            <w:r>
+              <w:br/>
             </w:r>
             <w:r>
               <w:rPr>
@@ -2423,7 +2841,295 @@
                 <w:i w:val="0"/>
                 <w:sz w:val="19"/>
               </w:rPr>
-              <w:t>Roteiro completo: "Um padrão que eu escuto sempre no consultório, e que achei importante trazer aqui para o Instagram, é o de colocar todo mundo como prioridade e se colocar no último lugar, ou como nenhuma prioridade, na própria vida. E o pior: muitas dessas mulheres, quando param para descansar ou se cuidar, ainda sentem culpa. Culpa de descansar, culpa de se cuidar. Adiam o que importa por medo do resultado. Buscam a perfeição para tentar merecer o próprio descanso. Confundem controle com cuidado. Não conseguem listar as próprias qualidades com a mesma facilidade que listam os próprios erros. Repetem os mesmos relacionamentos, os mesmos padrões, com roupagens diferentes. E tendem a se anular para não incomodar. Nenhum desses padrões nasce do nada, gente. Cada pessoa aprendeu esse tipo de padrão, ou crença limitante, como eu costumo chamar, em algum momento da vida, como na infância, através de alguma experiência que acabou sendo reforçada como forma de proteção. Só que esses padrões podem ser desaprendidos da mesma forma que foram aprendidos. Podem ser quebrados com tempo, entendimento, conhecimento e o acompanhamento certo. Eu sou Camila Sartori, psicóloga há quase dez anos, mestre em Psicologia Clínica e atualmente doutoranda. E eu te pergunto agora: algum desses pontos que eu citei, você se identificou? Se sim, talvez seja hora de quebrar esses padrões e ter mais qualidade de vida e relacionamentos mais saudáveis. Se você deseja resolver isso de uma vez por todas, comente MUDANÇA e eu vou te enviar no seu direct."</w:t>
+              <w:t>Um padrão que eu escuto sempre no consultório, e que achei importante trazer aqui para o Instagram, é o de colocar todo mundo como prioridade e se colocar no último lugar, ou como nenhuma prioridade, na própria vida.</w:t>
+            </w:r>
+          </w:p>
+          <w:p>
+            <w:pPr>
+              <w:spacing w:after="160" w:before="40"/>
+              <w:shd w:val="clear" w:fill="FBEEF7"/>
+              <w:pBdr>
+                <w:top w:val="single" w:sz="6" w:space="4" w:color="D9D9D9"/>
+                <w:left w:val="single" w:sz="6" w:space="4" w:color="D9D9D9"/>
+                <w:bottom w:val="single" w:sz="6" w:space="4" w:color="D9D9D9"/>
+                <w:right w:val="single" w:sz="6" w:space="4" w:color="D9D9D9"/>
+              </w:pBdr>
+            </w:pPr>
+            <w:r>
+              <w:rPr>
+                <w:b/>
+                <w:i w:val="0"/>
+                <w:color w:val="666666"/>
+                <w:sz w:val="18"/>
+              </w:rPr>
+              <w:t>TRECHO 2</w:t>
+            </w:r>
+            <w:r>
+              <w:br/>
+            </w:r>
+            <w:r>
+              <w:rPr>
+                <w:b w:val="0"/>
+                <w:i w:val="0"/>
+                <w:sz w:val="19"/>
+              </w:rPr>
+              <w:t>E o pior: muitas dessas mulheres, quando param para descansar ou se cuidar, ainda sentem culpa. Culpa de descansar, culpa de se cuidar.</w:t>
+            </w:r>
+          </w:p>
+          <w:p>
+            <w:pPr>
+              <w:spacing w:after="160" w:before="40"/>
+              <w:shd w:val="clear" w:fill="FBEEF7"/>
+              <w:pBdr>
+                <w:top w:val="single" w:sz="6" w:space="4" w:color="D9D9D9"/>
+                <w:left w:val="single" w:sz="6" w:space="4" w:color="D9D9D9"/>
+                <w:bottom w:val="single" w:sz="6" w:space="4" w:color="D9D9D9"/>
+                <w:right w:val="single" w:sz="6" w:space="4" w:color="D9D9D9"/>
+              </w:pBdr>
+            </w:pPr>
+            <w:r>
+              <w:rPr>
+                <w:b/>
+                <w:i w:val="0"/>
+                <w:color w:val="666666"/>
+                <w:sz w:val="18"/>
+              </w:rPr>
+              <w:t>TRECHO 3</w:t>
+            </w:r>
+            <w:r>
+              <w:br/>
+            </w:r>
+            <w:r>
+              <w:rPr>
+                <w:b w:val="0"/>
+                <w:i w:val="0"/>
+                <w:sz w:val="19"/>
+              </w:rPr>
+              <w:t>Adiam o que importa por medo do resultado. Buscam a perfeição para tentar merecer o próprio descanso. Confundem controle com cuidado.</w:t>
+            </w:r>
+          </w:p>
+          <w:p>
+            <w:pPr>
+              <w:spacing w:after="160" w:before="40"/>
+              <w:shd w:val="clear" w:fill="FBEEF7"/>
+              <w:pBdr>
+                <w:top w:val="single" w:sz="6" w:space="4" w:color="D9D9D9"/>
+                <w:left w:val="single" w:sz="6" w:space="4" w:color="D9D9D9"/>
+                <w:bottom w:val="single" w:sz="6" w:space="4" w:color="D9D9D9"/>
+                <w:right w:val="single" w:sz="6" w:space="4" w:color="D9D9D9"/>
+              </w:pBdr>
+            </w:pPr>
+            <w:r>
+              <w:rPr>
+                <w:b/>
+                <w:i w:val="0"/>
+                <w:color w:val="666666"/>
+                <w:sz w:val="18"/>
+              </w:rPr>
+              <w:t>TRECHO 4</w:t>
+            </w:r>
+            <w:r>
+              <w:br/>
+            </w:r>
+            <w:r>
+              <w:rPr>
+                <w:b w:val="0"/>
+                <w:i w:val="0"/>
+                <w:sz w:val="19"/>
+              </w:rPr>
+              <w:t>Não conseguem listar as próprias qualidades com a mesma facilidade que listam os próprios erros. Repetem os mesmos relacionamentos, os mesmos padrões, com roupagens diferentes. E tendem a se anular para não incomodar.</w:t>
+            </w:r>
+          </w:p>
+          <w:p>
+            <w:pPr>
+              <w:spacing w:after="160" w:before="40"/>
+              <w:shd w:val="clear" w:fill="FBEEF7"/>
+              <w:pBdr>
+                <w:top w:val="single" w:sz="6" w:space="4" w:color="D9D9D9"/>
+                <w:left w:val="single" w:sz="6" w:space="4" w:color="D9D9D9"/>
+                <w:bottom w:val="single" w:sz="6" w:space="4" w:color="D9D9D9"/>
+                <w:right w:val="single" w:sz="6" w:space="4" w:color="D9D9D9"/>
+              </w:pBdr>
+            </w:pPr>
+            <w:r>
+              <w:rPr>
+                <w:b/>
+                <w:i w:val="0"/>
+                <w:color w:val="666666"/>
+                <w:sz w:val="18"/>
+              </w:rPr>
+              <w:t>TRECHO 5</w:t>
+            </w:r>
+            <w:r>
+              <w:br/>
+            </w:r>
+            <w:r>
+              <w:rPr>
+                <w:b w:val="0"/>
+                <w:i w:val="0"/>
+                <w:sz w:val="19"/>
+              </w:rPr>
+              <w:t>Nenhum desses padrões nasce do nada, gente. Cada pessoa aprendeu esse tipo de padrão, ou crença limitante, como eu costumo chamar, em algum momento da vida, como na infância, através de alguma experiência que acabou sendo reforçada como forma de proteção.</w:t>
+            </w:r>
+          </w:p>
+          <w:p>
+            <w:pPr>
+              <w:spacing w:after="160" w:before="40"/>
+              <w:shd w:val="clear" w:fill="FBEEF7"/>
+              <w:pBdr>
+                <w:top w:val="single" w:sz="6" w:space="4" w:color="D9D9D9"/>
+                <w:left w:val="single" w:sz="6" w:space="4" w:color="D9D9D9"/>
+                <w:bottom w:val="single" w:sz="6" w:space="4" w:color="D9D9D9"/>
+                <w:right w:val="single" w:sz="6" w:space="4" w:color="D9D9D9"/>
+              </w:pBdr>
+            </w:pPr>
+            <w:r>
+              <w:rPr>
+                <w:b/>
+                <w:i w:val="0"/>
+                <w:color w:val="666666"/>
+                <w:sz w:val="18"/>
+              </w:rPr>
+              <w:t>TRECHO 6</w:t>
+            </w:r>
+            <w:r>
+              <w:br/>
+            </w:r>
+            <w:r>
+              <w:rPr>
+                <w:b w:val="0"/>
+                <w:i w:val="0"/>
+                <w:sz w:val="19"/>
+              </w:rPr>
+              <w:t>Só que esses padrões podem ser desaprendidos da mesma forma que foram aprendidos. Podem ser quebrados com tempo, entendimento, conhecimento e o acompanhamento certo.</w:t>
+            </w:r>
+          </w:p>
+          <w:p>
+            <w:pPr>
+              <w:spacing w:after="160" w:before="40"/>
+              <w:shd w:val="clear" w:fill="FBEEF7"/>
+              <w:pBdr>
+                <w:top w:val="single" w:sz="6" w:space="4" w:color="D9D9D9"/>
+                <w:left w:val="single" w:sz="6" w:space="4" w:color="D9D9D9"/>
+                <w:bottom w:val="single" w:sz="6" w:space="4" w:color="D9D9D9"/>
+                <w:right w:val="single" w:sz="6" w:space="4" w:color="D9D9D9"/>
+              </w:pBdr>
+            </w:pPr>
+            <w:r>
+              <w:rPr>
+                <w:b/>
+                <w:i w:val="0"/>
+                <w:color w:val="666666"/>
+                <w:sz w:val="18"/>
+              </w:rPr>
+              <w:t>TRECHO 7</w:t>
+            </w:r>
+            <w:r>
+              <w:br/>
+            </w:r>
+            <w:r>
+              <w:rPr>
+                <w:b w:val="0"/>
+                <w:i w:val="0"/>
+                <w:sz w:val="19"/>
+              </w:rPr>
+              <w:t>Eu sou Camila Sartori, psicóloga há quase dez anos, mestre em Psicologia Clínica e atualmente doutoranda.</w:t>
+            </w:r>
+          </w:p>
+          <w:p>
+            <w:pPr>
+              <w:spacing w:after="160" w:before="40"/>
+              <w:shd w:val="clear" w:fill="FBEEF7"/>
+              <w:pBdr>
+                <w:top w:val="single" w:sz="6" w:space="4" w:color="D9D9D9"/>
+                <w:left w:val="single" w:sz="6" w:space="4" w:color="D9D9D9"/>
+                <w:bottom w:val="single" w:sz="6" w:space="4" w:color="D9D9D9"/>
+                <w:right w:val="single" w:sz="6" w:space="4" w:color="D9D9D9"/>
+              </w:pBdr>
+            </w:pPr>
+            <w:r>
+              <w:rPr>
+                <w:b/>
+                <w:i w:val="0"/>
+                <w:color w:val="666666"/>
+                <w:sz w:val="18"/>
+              </w:rPr>
+              <w:t>TRECHO 8</w:t>
+            </w:r>
+            <w:r>
+              <w:br/>
+            </w:r>
+            <w:r>
+              <w:rPr>
+                <w:b w:val="0"/>
+                <w:i w:val="0"/>
+                <w:sz w:val="19"/>
+              </w:rPr>
+              <w:t>E eu te pergunto agora: algum desses pontos que eu citei, você se identificou?</w:t>
+            </w:r>
+          </w:p>
+          <w:p>
+            <w:pPr>
+              <w:spacing w:after="160" w:before="40"/>
+              <w:shd w:val="clear" w:fill="FBEEF7"/>
+              <w:pBdr>
+                <w:top w:val="single" w:sz="6" w:space="4" w:color="D9D9D9"/>
+                <w:left w:val="single" w:sz="6" w:space="4" w:color="D9D9D9"/>
+                <w:bottom w:val="single" w:sz="6" w:space="4" w:color="D9D9D9"/>
+                <w:right w:val="single" w:sz="6" w:space="4" w:color="D9D9D9"/>
+              </w:pBdr>
+            </w:pPr>
+            <w:r>
+              <w:rPr>
+                <w:b/>
+                <w:i w:val="0"/>
+                <w:color w:val="666666"/>
+                <w:sz w:val="18"/>
+              </w:rPr>
+              <w:t>TRECHO 9</w:t>
+            </w:r>
+            <w:r>
+              <w:br/>
+            </w:r>
+            <w:r>
+              <w:rPr>
+                <w:b w:val="0"/>
+                <w:i w:val="0"/>
+                <w:sz w:val="19"/>
+              </w:rPr>
+              <w:t>Se sim, talvez seja hora de quebrar esses padrões e ter mais qualidade de vida e relacionamentos mais saudáveis.</w:t>
+            </w:r>
+          </w:p>
+          <w:p>
+            <w:pPr>
+              <w:spacing w:after="160" w:before="40"/>
+              <w:shd w:val="clear" w:fill="FBEEF7"/>
+              <w:pBdr>
+                <w:top w:val="single" w:sz="6" w:space="4" w:color="D9D9D9"/>
+                <w:left w:val="single" w:sz="6" w:space="4" w:color="D9D9D9"/>
+                <w:bottom w:val="single" w:sz="6" w:space="4" w:color="D9D9D9"/>
+                <w:right w:val="single" w:sz="6" w:space="4" w:color="D9D9D9"/>
+              </w:pBdr>
+            </w:pPr>
+            <w:r>
+              <w:rPr>
+                <w:b/>
+                <w:i w:val="0"/>
+                <w:color w:val="666666"/>
+                <w:sz w:val="18"/>
+              </w:rPr>
+              <w:t>TRECHO 10</w:t>
+            </w:r>
+            <w:r>
+              <w:br/>
+            </w:r>
+            <w:r>
+              <w:rPr>
+                <w:b w:val="0"/>
+                <w:i w:val="0"/>
+                <w:sz w:val="19"/>
+              </w:rPr>
+              <w:t>Se você deseja resolver isso de uma vez por todas, comente MUDANÇA e eu vou te enviar no seu direct.</w:t>
             </w:r>
           </w:p>
           <w:p>
